--- a/docs/labs/Lab3-human-peripheral-circulation-dive-response/Lab3.docx
+++ b/docs/labs/Lab3-human-peripheral-circulation-dive-response/Lab3.docx
@@ -23,7 +23,7 @@
         <w:pStyle w:val="Date"/>
       </w:pPr>
       <w:r>
-        <w:t xml:space="preserve">2024-09-10</w:t>
+        <w:t xml:space="preserve">2025-10-01</w:t>
       </w:r>
     </w:p>
     <w:sdt>
@@ -163,6 +163,31 @@
               <w:bottom w:w="108" w:type="dxa"/>
             </w:tcMar>
           </w:tcPr>
+          <w:p>
+            <w:pPr>
+              <w:pStyle w:val="Compact"/>
+              <w:numPr>
+                <w:ilvl w:val="0"/>
+                <w:numId w:val="1001"/>
+              </w:numPr>
+            </w:pPr>
+            <w:r>
+              <w:t xml:space="preserve">We will do the</w:t>
+            </w:r>
+            <w:r>
+              <w:t xml:space="preserve"> </w:t>
+            </w:r>
+            <w:r>
+              <w:rPr>
+                <w:i/>
+                <w:iCs/>
+              </w:rPr>
+              <w:t xml:space="preserve">Practical based on Lab 1 material</w:t>
+            </w:r>
+            <w:r>
+              <w:t xml:space="preserve">. Let us know if you want tor come in to practice ahead of time.</w:t>
+            </w:r>
+          </w:p>
           <w:p>
             <w:pPr>
               <w:pStyle w:val="Compact"/>
@@ -7289,59 +7314,18 @@
         </w:numPr>
       </w:pPr>
       <w:r>
-        <w:t xml:space="preserve">You will work with your lab group to analyze data, and you may share figures if you wish. However, each person will submit an</w:t>
-      </w:r>
-      <w:r>
-        <w:t xml:space="preserve"> </w:t>
-      </w:r>
-      <w:r>
-        <w:rPr>
-          <w:b/>
-          <w:bCs/>
-        </w:rPr>
-        <w:t xml:space="preserve">Individual WorkSheet</w:t>
-      </w:r>
-      <w:r>
-        <w:t xml:space="preserve"> </w:t>
-      </w:r>
-      <w:r>
-        <w:t xml:space="preserve">[</w:t>
+        <w:t xml:space="preserve">Write a Group Lab Report following [</w:t>
       </w:r>
       <w:hyperlink r:id="rId100">
         <w:r>
           <w:rPr>
             <w:rStyle w:val="Hyperlink"/>
           </w:rPr>
-          <w:t xml:space="preserve">html</w:t>
+          <w:t xml:space="preserve">Peripheral Circulation Report Guidance</w:t>
         </w:r>
       </w:hyperlink>
       <w:r>
         <w:t xml:space="preserve">]</w:t>
-      </w:r>
-    </w:p>
-    <w:p>
-      <w:pPr>
-        <w:pStyle w:val="Compact"/>
-        <w:numPr>
-          <w:ilvl w:val="0"/>
-          <w:numId w:val="1029"/>
-        </w:numPr>
-      </w:pPr>
-      <w:r>
-        <w:t xml:space="preserve">Reminder:</w:t>
-      </w:r>
-      <w:r>
-        <w:t xml:space="preserve"> </w:t>
-      </w:r>
-      <w:r>
-        <w:rPr>
-          <w:i/>
-          <w:iCs/>
-        </w:rPr>
-        <w:t xml:space="preserve">Practical has been moved to next week (week 4) on Lab 1 material</w:t>
-      </w:r>
-      <w:r>
-        <w:t xml:space="preserve">. Let us know if you want to come in to practice.</w:t>
       </w:r>
     </w:p>
     <w:bookmarkStart w:id="102" w:name="refs"/>

--- a/docs/labs/Lab3-human-peripheral-circulation-dive-response/Lab3.docx
+++ b/docs/labs/Lab3-human-peripheral-circulation-dive-response/Lab3.docx
@@ -3113,7 +3113,7 @@
         </w:numPr>
       </w:pPr>
       <w:r>
-        <w:t xml:space="preserve">Attach the respiratory belt snugly to the calf (</w:t>
+        <w:t xml:space="preserve">Attach the respiratory belt to the calf (</w:t>
       </w:r>
       <w:hyperlink w:anchor="fig-calf">
         <w:r>
@@ -3124,7 +3124,7 @@
         </w:r>
       </w:hyperlink>
       <w:r>
-        <w:t xml:space="preserve">).</w:t>
+        <w:t xml:space="preserve">) to measure leg volume.</w:t>
       </w:r>
       <w:r>
         <w:t xml:space="preserve"> </w:t>
@@ -3134,7 +3134,7 @@
           <w:i/>
           <w:iCs/>
         </w:rPr>
-        <w:t xml:space="preserve">It should feel tight and the sensor fabric should be slightly stretched.</w:t>
+        <w:t xml:space="preserve">NOTE: These are very fragile and expensive! Easily broken if stretched too tightly – tighten just enough to stay up.</w:t>
       </w:r>
     </w:p>
     <w:p>
@@ -7255,13 +7255,13 @@
     </w:p>
     <w:bookmarkEnd w:id="98"/>
     <w:bookmarkEnd w:id="99"/>
-    <w:bookmarkStart w:id="103" w:name="after-lab-assignment-week-3"/>
+    <w:bookmarkStart w:id="103" w:name="after-lab-assignment"/>
     <w:p>
       <w:pPr>
         <w:pStyle w:val="Heading1"/>
       </w:pPr>
       <w:r>
-        <w:t xml:space="preserve">After Lab: Assignment Week 3:</w:t>
+        <w:t xml:space="preserve">After Lab: Assignment:</w:t>
       </w:r>
     </w:p>
     <w:p>

--- a/docs/labs/Lab3-human-peripheral-circulation-dive-response/Lab3.docx
+++ b/docs/labs/Lab3-human-peripheral-circulation-dive-response/Lab3.docx
@@ -2955,7 +2955,7 @@
         </w:numPr>
       </w:pPr>
       <w:r>
-        <w:t xml:space="preserve">Attach the respiratory belt transducer to Input 1, and the pulse transducer to Input 2.</w:t>
+        <w:t xml:space="preserve">Attach the pulse transducer to Input 1, and the respiratory belt transducer to Input 2.</w:t>
       </w:r>
     </w:p>
     <w:p>
@@ -2991,7 +2991,7 @@
         </w:numPr>
       </w:pPr>
       <w:r>
-        <w:t xml:space="preserve">Add 2 channels for Pulse Flow and Heart Rate.</w:t>
+        <w:t xml:space="preserve">Add 1 channel Blood Volume.</w:t>
       </w:r>
     </w:p>
     <w:p>
@@ -3016,7 +3016,7 @@
         <w:t xml:space="preserve">Setup &gt; Channel Settings</w:t>
       </w:r>
       <w:r>
-        <w:t xml:space="preserve">. At the bottom of the menu, increase the number of channels to 3.</w:t>
+        <w:t xml:space="preserve">. At the bottom of the menu, increase the number of channels by 1.</w:t>
       </w:r>
       <w:r>
         <w:br/>
@@ -3049,31 +3049,31 @@
         <w:t xml:space="preserve"> </w:t>
       </w:r>
       <w:r>
-        <w:t xml:space="preserve">“Pulse Flow”</w:t>
-      </w:r>
-      <w:r>
-        <w:t xml:space="preserve">. In the box that pops up change the source to Channel 2 (to match the sensor input). Under Calculation, select Integral, (the default Standard Integral) and OK. This will tell us the relative volume of blood flowing through our pulse.</w:t>
-      </w:r>
-    </w:p>
-    <w:p>
-      <w:pPr>
-        <w:pStyle w:val="Compact"/>
-        <w:numPr>
-          <w:ilvl w:val="0"/>
-          <w:numId w:val="1014"/>
-        </w:numPr>
-      </w:pPr>
-      <w:r>
-        <w:t xml:space="preserve">Name channle 3</w:t>
-      </w:r>
-      <w:r>
-        <w:t xml:space="preserve"> </w:t>
-      </w:r>
-      <w:r>
-        <w:t xml:space="preserve">“Heart Rate (BPM)”</w:t>
-      </w:r>
-      <w:r>
-        <w:t xml:space="preserve">. Select Calculation &gt; Cyclic Measurements. Change the source to Channel 2 (calculating from the pulse transducer data), and ensure Measurement is set to Rate.</w:t>
+        <w:t xml:space="preserve">“Blood Volume”</w:t>
+      </w:r>
+      <w:r>
+        <w:t xml:space="preserve">. On the right side bar, click on</w:t>
+      </w:r>
+      <w:r>
+        <w:t xml:space="preserve"> </w:t>
+      </w:r>
+      <w:r>
+        <w:t xml:space="preserve">“Blood Volume”</w:t>
+      </w:r>
+      <w:r>
+        <w:t xml:space="preserve"> </w:t>
+      </w:r>
+      <w:r>
+        <w:t xml:space="preserve">and select teh Arithmetic panel. Under the formula box select the channel that is reading the respiratory belt transducer. Multiply that signal by 100. The Forumla box should read something like</w:t>
+      </w:r>
+      <w:r>
+        <w:t xml:space="preserve"> </w:t>
+      </w:r>
+      <w:r>
+        <w:t xml:space="preserve">“(Ch2*100)”</w:t>
+      </w:r>
+      <w:r>
+        <w:t xml:space="preserve">.</w:t>
       </w:r>
     </w:p>
     <w:p>

--- a/docs/labs/Lab3-human-peripheral-circulation-dive-response/Lab3.docx
+++ b/docs/labs/Lab3-human-peripheral-circulation-dive-response/Lab3.docx
@@ -2566,7 +2566,7 @@
         </w:numPr>
       </w:pPr>
       <w:r>
-        <w:t xml:space="preserve">How much does blood pressure change for each treatment? What could explain it? Does it seam reasonable?</w:t>
+        <w:t xml:space="preserve">How much does blood pressure change for each treatment? What could explain it? Does it seem reasonable?</w:t>
       </w:r>
     </w:p>
     <w:p>
